--- a/platform/scope/out/3_SR委員への作業依頼書.docx
+++ b/platform/scope/out/3_SR委員への作業依頼書.docx
@@ -3078,7 +3078,7 @@
                 <w:sz w:val="16"/>
                 <w:szCs w:val="16"/>
               </w:rPr>
-              <w:t xml:space="preserve">11月末</w:t>
+              <w:t xml:space="preserve">12月末</w:t>
             </w:r>
           </w:p>
         </w:tc>
@@ -3200,7 +3200,7 @@
                 <w:sz w:val="16"/>
                 <w:szCs w:val="16"/>
               </w:rPr>
-              <w:t xml:space="preserve">11月末</w:t>
+              <w:t xml:space="preserve">12月末</w:t>
             </w:r>
           </w:p>
         </w:tc>
@@ -3322,7 +3322,7 @@
                 <w:sz w:val="16"/>
                 <w:szCs w:val="16"/>
               </w:rPr>
-              <w:t xml:space="preserve">12月末</w:t>
+              <w:t xml:space="preserve">1月末</w:t>
             </w:r>
           </w:p>
         </w:tc>
@@ -3444,7 +3444,7 @@
                 <w:sz w:val="16"/>
                 <w:szCs w:val="16"/>
               </w:rPr>
-              <w:t xml:space="preserve">1月中旬</w:t>
+              <w:t xml:space="preserve">2月末</w:t>
             </w:r>
           </w:p>
         </w:tc>
@@ -3566,7 +3566,7 @@
                 <w:sz w:val="16"/>
                 <w:szCs w:val="16"/>
               </w:rPr>
-              <w:t xml:space="preserve">1月末</w:t>
+              <w:t xml:space="preserve">3月末</w:t>
             </w:r>
           </w:p>
         </w:tc>
@@ -3688,7 +3688,7 @@
                 <w:sz w:val="16"/>
                 <w:szCs w:val="16"/>
               </w:rPr>
-              <w:t xml:space="preserve">2月中旬</w:t>
+              <w:t xml:space="preserve">4月中旬</w:t>
             </w:r>
           </w:p>
         </w:tc>
@@ -3810,7 +3810,7 @@
                 <w:sz w:val="16"/>
                 <w:szCs w:val="16"/>
               </w:rPr>
-              <w:t xml:space="preserve">2月末</w:t>
+              <w:t xml:space="preserve">4月末</w:t>
             </w:r>
           </w:p>
         </w:tc>
@@ -3932,7 +3932,7 @@
                 <w:sz w:val="16"/>
                 <w:szCs w:val="16"/>
               </w:rPr>
-              <w:t xml:space="preserve">3月上旬(推奨作成会議の前)</w:t>
+              <w:t xml:space="preserve">5月上旬(推奨作成会議の前)</w:t>
             </w:r>
           </w:p>
         </w:tc>
@@ -4054,7 +4054,7 @@
                 <w:sz w:val="16"/>
                 <w:szCs w:val="16"/>
               </w:rPr>
-              <w:t xml:space="preserve">3月上旬</w:t>
+              <w:t xml:space="preserve">5月上旬</w:t>
             </w:r>
           </w:p>
         </w:tc>
@@ -5182,7 +5182,7 @@
                 <w:sz w:val="18"/>
                 <w:szCs w:val="18"/>
               </w:rPr>
-              <w:t xml:space="preserve">最初のステップは、前回の検索終了日(○年○月)以降のPubMed検索と一次スクリーニングです(期限: 11月末)。</w:t>
+              <w:t xml:space="preserve">最初のステップは、前回の検索終了日(○年○月)以降〜2026年10月のPubMed検索と一次スクリーニングです(期限: 12月末)。</w:t>
             </w:r>
           </w:p>
           <w:p>

--- a/platform/scope/out/3_SR委員への作業依頼書.docx
+++ b/platform/scope/out/3_SR委員への作業依頼書.docx
@@ -4073,7 +4073,7 @@
           <w:sz w:val="26"/>
           <w:szCs w:val="26"/>
         </w:rPr>
-        <w:t xml:space="preserve">4. 評価の目安(Minds様式4-5)</w:t>
+        <w:t xml:space="preserve">4. 評価の基準(Minds様式4-5)</w:t>
       </w:r>
     </w:p>
     <w:tbl>

--- a/platform/scope/out/3_SR委員への作業依頼書.docx
+++ b/platform/scope/out/3_SR委員への作業依頼書.docx
@@ -56,7 +56,7 @@
           <w:sz w:val="30"/>
           <w:szCs w:val="30"/>
         </w:rPr>
-        <w:t xml:space="preserve">「がん薬物療法に伴う末梢神経障害診療ガイドライン」改訂　システマティックレビュー作業のお願い</w:t>
+        <w:t xml:space="preserve">「がん薬物療法に伴う神経障害診療ガイドライン2028年版」　システマティックレビュー作業のお願い</w:t>
       </w:r>
     </w:p>
     <w:p>

--- a/platform/scope/out/3_SR委員への作業依頼書.docx
+++ b/platform/scope/out/3_SR委員への作業依頼書.docx
@@ -56,7 +56,7 @@
           <w:sz w:val="30"/>
           <w:szCs w:val="30"/>
         </w:rPr>
-        <w:t xml:space="preserve">「がん薬物療法に伴う神経障害診療ガイドライン2028年版」　システマティックレビュー作業のお願い</w:t>
+        <w:t xml:space="preserve">「がん薬物療法に伴う末梢神経障害診療ガイドライン2028年版」　システマティックレビュー作業のお願い</w:t>
       </w:r>
     </w:p>
     <w:p>

--- a/platform/scope/out/3_SR委員への作業依頼書.docx
+++ b/platform/scope/out/3_SR委員への作業依頼書.docx
@@ -4523,7 +4523,7 @@
                 <w:sz w:val="16"/>
                 <w:szCs w:val="16"/>
               </w:rPr>
-              <w:t xml:space="preserve">二重盲検、評価者盲検</w:t>
+              <w:t xml:space="preserve">二重盲検</w:t>
             </w:r>
           </w:p>
         </w:tc>
@@ -4552,7 +4552,7 @@
                 <w:sz w:val="16"/>
                 <w:szCs w:val="16"/>
               </w:rPr>
-              <w:t xml:space="preserve">一部のみ、不明</w:t>
+              <w:t xml:space="preserve">単盲検</w:t>
             </w:r>
           </w:p>
         </w:tc>
@@ -4581,7 +4581,7 @@
                 <w:sz w:val="16"/>
                 <w:szCs w:val="16"/>
               </w:rPr>
-              <w:t xml:space="preserve">なし(非盲検)かつ主観的評価</w:t>
+              <w:t xml:space="preserve">非盲検(オープンラベル)</w:t>
             </w:r>
           </w:p>
         </w:tc>

--- a/platform/scope/out/3_SR委員への作業依頼書.docx
+++ b/platform/scope/out/3_SR委員への作業依頼書.docx
@@ -4552,7 +4552,7 @@
                 <w:sz w:val="16"/>
                 <w:szCs w:val="16"/>
               </w:rPr>
-              <w:t xml:space="preserve">単盲検</w:t>
+              <w:t xml:space="preserve">単盲検、非盲検(オープンラベル)、盲検化の記載なし</w:t>
             </w:r>
           </w:p>
         </w:tc>
@@ -4581,7 +4581,7 @@
                 <w:sz w:val="16"/>
                 <w:szCs w:val="16"/>
               </w:rPr>
-              <w:t xml:space="preserve">非盲検(オープンラベル)</w:t>
+              <w:t xml:space="preserve">使わない</w:t>
             </w:r>
           </w:p>
         </w:tc>
